--- a/cv/cv-filipe-pacheco-en.docx
+++ b/cv/cv-filipe-pacheco-en.docx
@@ -34,7 +34,7 @@
         <w:t xml:space="preserve"> </w:t>
       </w:r>
       <w:r>
-        <w:t xml:space="preserve">💼 linkedin.com/in/filipe-pacheco-551731a8 · 💻 github.com/filipesmpacheco</w:t>
+        <w:t xml:space="preserve">💼 linkedin.com/in/filipe-pacheco-551731a8 · 💻 github.com/filipesmpacheco · 🌐 filipesmpacheco.github.io/myPortfolio</w:t>
       </w:r>
     </w:p>
     <w:bookmarkStart w:id="9" w:name="professional-summary"/>

--- a/cv/cv-filipe-pacheco-en.docx
+++ b/cv/cv-filipe-pacheco-en.docx
@@ -110,7 +110,7 @@
         <w:pStyle w:val="FirstParagraph"/>
       </w:pPr>
       <w:r>
-        <w:t xml:space="preserve">Angular · TypeScript · JavaScript · Ionic · Node.js · Elixir · Phoenix/LiveView · React · Swift · PostgreSQL · MySQL · SQL · HTML · CSS · REST APIs · Git</w:t>
+        <w:t xml:space="preserve">Angular · TypeScript · JavaScript · Ionic · Node.js · Elixir · Phoenix/LiveView · React · React Native · Swift · PostgreSQL · MySQL · SQL · HTML · CSS · REST APIs · Git</w:t>
       </w:r>
     </w:p>
     <w:bookmarkEnd w:id="10"/>
